--- a/ausgabe/T1_Tuerschilder.docx
+++ b/ausgabe/T1_Tuerschilder.docx
@@ -46,7 +46,7 @@
                 <w:color w:val="1A1A1A"/>
                 <w:sz w:val="40"/>
               </w:rPr>
-              <w:t>Flur</w:t>
+              <w:t>Eingang und Elternlounge</w:t>
             </w:r>
           </w:p>
           <w:p>
@@ -141,7 +141,7 @@
                 <w:color w:val="1A1A1A"/>
                 <w:sz w:val="40"/>
               </w:rPr>
-              <w:t>Gruppenraum 5</w:t>
+              <w:t>Gruppenraum</w:t>
             </w:r>
           </w:p>
           <w:p>
@@ -236,7 +236,7 @@
                 <w:color w:val="1A1A1A"/>
                 <w:sz w:val="40"/>
               </w:rPr>
-              <w:t>Schlafraum 4</w:t>
+              <w:t>Schlafraum</w:t>
             </w:r>
           </w:p>
           <w:p>
@@ -331,7 +331,7 @@
                 <w:color w:val="1A1A1A"/>
                 <w:sz w:val="40"/>
               </w:rPr>
-              <w:t>Schlafraum 5</w:t>
+              <w:t>Schlafraum</w:t>
             </w:r>
           </w:p>
           <w:p>
@@ -426,7 +426,7 @@
                 <w:color w:val="1A1A1A"/>
                 <w:sz w:val="40"/>
               </w:rPr>
-              <w:t>Treppenraum 1</w:t>
+              <w:t>Treppenaufgang</w:t>
             </w:r>
           </w:p>
           <w:p>
@@ -526,7 +526,7 @@
                 <w:color w:val="1A1A1A"/>
                 <w:sz w:val="40"/>
               </w:rPr>
-              <w:t>WC</w:t>
+              <w:t>Matschraum</w:t>
             </w:r>
           </w:p>
           <w:p>
@@ -621,7 +621,7 @@
                 <w:color w:val="1A1A1A"/>
                 <w:sz w:val="40"/>
               </w:rPr>
-              <w:t>Garage</w:t>
+              <w:t>Gruppenraum</w:t>
             </w:r>
           </w:p>
           <w:p>
@@ -906,7 +906,7 @@
                 <w:color w:val="1A1A1A"/>
                 <w:sz w:val="40"/>
               </w:rPr>
-              <w:t>Schlafraum 2</w:t>
+              <w:t>Krippenschlafraum</w:t>
             </w:r>
           </w:p>
           <w:p>
@@ -1006,7 +1006,7 @@
                 <w:color w:val="1A1A1A"/>
                 <w:sz w:val="40"/>
               </w:rPr>
-              <w:t>Schlafraum 3</w:t>
+              <w:t>Krippenschlafraum</w:t>
             </w:r>
           </w:p>
           <w:p>
@@ -1486,7 +1486,7 @@
                 <w:color w:val="1A1A1A"/>
                 <w:sz w:val="40"/>
               </w:rPr>
-              <w:t>Flur 1</w:t>
+              <w:t>Flur</w:t>
             </w:r>
           </w:p>
           <w:p>
@@ -1581,7 +1581,7 @@
                 <w:color w:val="1A1A1A"/>
                 <w:sz w:val="40"/>
               </w:rPr>
-              <w:t>Flur 2</w:t>
+              <w:t>Flur</w:t>
             </w:r>
           </w:p>
           <w:p>
@@ -1676,7 +1676,7 @@
                 <w:color w:val="1A1A1A"/>
                 <w:sz w:val="40"/>
               </w:rPr>
-              <w:t>Flur 3</w:t>
+              <w:t>Garderobenflur</w:t>
             </w:r>
           </w:p>
           <w:p>
@@ -1966,7 +1966,7 @@
                 <w:color w:val="1A1A1A"/>
                 <w:sz w:val="40"/>
               </w:rPr>
-              <w:t>Küche / Essen</w:t>
+              <w:t>Küche und Essbereich</w:t>
             </w:r>
           </w:p>
           <w:p>
@@ -2826,7 +2826,7 @@
                 <w:color w:val="1A1A1A"/>
                 <w:sz w:val="40"/>
               </w:rPr>
-              <w:t>Flur 1</w:t>
+              <w:t>Flur</w:t>
             </w:r>
           </w:p>
           <w:p>
@@ -3306,7 +3306,7 @@
                 <w:color w:val="1A1A1A"/>
                 <w:sz w:val="40"/>
               </w:rPr>
-              <w:t>Gruppenraum 2</w:t>
+              <w:t>Gruppenraum</w:t>
             </w:r>
           </w:p>
           <w:p>
@@ -3691,7 +3691,7 @@
                 <w:color w:val="1A1A1A"/>
                 <w:sz w:val="40"/>
               </w:rPr>
-              <w:t>Büro / Besprechung</w:t>
+              <w:t>Büro und Besprechung</w:t>
             </w:r>
           </w:p>
           <w:p>
@@ -4461,7 +4461,7 @@
                 <w:color w:val="1A1A1A"/>
                 <w:sz w:val="40"/>
               </w:rPr>
-              <w:t>Flur 1</w:t>
+              <w:t>Flur</w:t>
             </w:r>
           </w:p>
           <w:p>
@@ -4556,7 +4556,7 @@
                 <w:color w:val="1A1A1A"/>
                 <w:sz w:val="40"/>
               </w:rPr>
-              <w:t>Flur 2</w:t>
+              <w:t>Flur</w:t>
             </w:r>
           </w:p>
           <w:p>
@@ -4746,7 +4746,7 @@
                 <w:color w:val="1A1A1A"/>
                 <w:sz w:val="40"/>
               </w:rPr>
-              <w:t>Gruppenraum 4</w:t>
+              <w:t>Gruppenraum</w:t>
             </w:r>
           </w:p>
           <w:p>
@@ -4941,7 +4941,7 @@
                 <w:color w:val="1A1A1A"/>
                 <w:sz w:val="40"/>
               </w:rPr>
-              <w:t>Material / Turnraum</w:t>
+              <w:t>Materialraum</w:t>
             </w:r>
           </w:p>
           <w:p>
@@ -5036,7 +5036,7 @@
                 <w:color w:val="1A1A1A"/>
                 <w:sz w:val="40"/>
               </w:rPr>
-              <w:t>Klassenzimmer</w:t>
+              <w:t>Lernraum</w:t>
             </w:r>
           </w:p>
           <w:p>
@@ -5226,7 +5226,7 @@
                 <w:color w:val="1A1A1A"/>
                 <w:sz w:val="40"/>
               </w:rPr>
-              <w:t>Personal</w:t>
+              <w:t>Personalraum</w:t>
             </w:r>
           </w:p>
           <w:p>
@@ -5326,7 +5326,7 @@
                 <w:color w:val="1A1A1A"/>
                 <w:sz w:val="40"/>
               </w:rPr>
-              <w:t>Ruhe- / Schlafraum</w:t>
+              <w:t>Ruheraum</w:t>
             </w:r>
           </w:p>
           <w:p>
@@ -5516,7 +5516,7 @@
                 <w:color w:val="1A1A1A"/>
                 <w:sz w:val="40"/>
               </w:rPr>
-              <w:t>WC Personal</w:t>
+              <w:t>Personal-WC</w:t>
             </w:r>
           </w:p>
           <w:p>
@@ -5901,7 +5901,7 @@
                 <w:color w:val="1A1A1A"/>
                 <w:sz w:val="40"/>
               </w:rPr>
-              <w:t>Gartenanlage</w:t>
+              <w:t>Garten</w:t>
             </w:r>
           </w:p>
           <w:p>
